--- a/FinSight_Project_Report.docx
+++ b/FinSight_Project_Report.docx
@@ -89,7 +89,7 @@
           <w:rFonts w:ascii="Times New Roman" w:hAnsi="Times New Roman"/>
           <w:sz w:val="24"/>
         </w:rPr>
-        <w:t>FinSight is a multimodal fish-health triage agent for Nile tilapia in freshwater aquaculture. Unlike a general-purpose chatbot that responds directly to a free-text description, FinSight enforces a structured evidence workflow. It combines fish images, visible and behavioral signs, water-quality measurements, recent husbandry history, and answers to adaptive follow-up questions. Qwen extracts visible-only image observations; a curated retrieval-augmented generation (RAG) layer supplies traceable fish-health evidence; and deterministic agent modules rank several plausible causes while exposing supporting evidence, conflicts, missing information, uncertainty, confirmation requirements, safe actions, and escalation triggers. The integrated prototype covers five deliberately overlapping conditions and connects the complete frontend-backend-AI-RAG-report path through one shared CaseRecord. Verification completed with 53 backend tests passed, 55 RAG/agent tests passed with one skipped, and a successful frontend production build. The result is not an automated veterinary diagnosis. It is a safer, repeatable, and explainable decision-support workflow that helps users collect better evidence and seek appropriate confirmation.</w:t>
+        <w:t>FinSight is a multimodal fish-health triage agent for Nile tilapia in freshwater aquaculture. Unlike a general-purpose chatbot that responds directly to a free-text description, FinSight enforces a structured evidence workflow. It combines fish images, visible and behavioral signs, water-quality measurements, recent husbandry history, and answers to adaptive follow-up questions. Qwen extracts visible-only image observations; a curated retrieval-augmented generation (RAG) layer supplies traceable fish-health evidence; and deterministic agent modules rank several plausible causes while exposing supporting evidence, conflicts, missing information, uncertainty, confirmation requirements, safe actions, and escalation triggers. The integrated prototype covers five deliberately overlapping conditions and connects the complete frontend-backend-AI-RAG-report path through one shared CaseRecord. Verification completed with 53 backend tests passed, 56 RAG/agent tests passed with one skipped, and a successful frontend production build. The result is not an automated veterinary diagnosis. It is a safer, repeatable, and explainable decision-support workflow that helps users collect better evidence and seek appropriate confirmation.</w:t>
       </w:r>
     </w:p>
     <w:p>
@@ -624,7 +624,7 @@
           <w:rFonts w:ascii="Times New Roman" w:hAnsi="Times New Roman"/>
           <w:sz w:val="24"/>
         </w:rPr>
-        <w:t>The frontend captures species, life stage, symptom duration, mortality trend, visible symptoms, behavioral signs, six water-quality fields, recent events, notes, and an optional fish image. Blank measurements remain null rather than being treated as normal. The mapping from recentHistory to history.recent_events was preserved during integration so that husbandry and care events reach the RAG query. Image findings are stored in CaseRecord.images[].visible_findings, while follow-up questions and responses remain attached to the same case state. This shared-state design is the key handover between the interface, vision model, agent, and report.</w:t>
+        <w:t>The frontend captures species, life stage, symptom duration, mortality trend, visible symptoms, behavioral signs, six water-quality fields, recent events, notes, and an optional fish image. Blank measurements remain null rather than being treated as normal. The mapping from recentHistory was updated during integration so each selected husbandry event is stored as a semantic history field, such as history.recent_introduction, history.stocking_density_change, history.transport_handling, or history.filtration_failure. This lets the RAG and differential modules read exact signals instead of a single rolled-up recent_events string. Image findings are stored in CaseRecord.images[].visible_findings, while follow-up answers are now written back into the structured fields the agent actually reads, such as water_quality.ammonia_mg_l, water_quality.dissolved_oxygen_mg_l, and relevant history entries. This shared-state design is the key handover between the interface, vision model, agent, and report.</w:t>
       </w:r>
     </w:p>
     <w:p>
@@ -901,7 +901,7 @@
                 <w:rFonts w:ascii="Times New Roman" w:hAnsi="Times New Roman"/>
                 <w:sz w:val="21"/>
               </w:rPr>
-              <w:t>53 backend tests passed; 55 agent/RAG tests passed, 1 skipped; frontend production build passed</w:t>
+              <w:t>53 backend tests passed; 56 agent/RAG tests passed, 1 skipped; frontend production build passed</w:t>
             </w:r>
           </w:p>
         </w:tc>
@@ -1319,7 +1319,7 @@
                 <w:color w:val="2F6662"/>
                 <w:sz w:val="20"/>
               </w:rPr>
-              <w:t>55 passed; 1 skipped</w:t>
+              <w:t>56 passed; 1 skipped</w:t>
             </w:r>
           </w:p>
         </w:tc>
@@ -1490,7 +1490,7 @@
           <w:rFonts w:ascii="Times New Roman" w:hAnsi="Times New Roman"/>
           <w:sz w:val="24"/>
         </w:rPr>
-        <w:t xml:space="preserve"> Operational resilience: image pre-checks, bounded retries, structured-output validation, caching, and deterministic fallbacks keep the demonstration usable when external AI behavior is imperfect.</w:t>
+        <w:t xml:space="preserve"> Operational resilience: image pre-checks, bounded retries, structured-output validation, caching, and deterministic fallbacks keep the demonstration usable when external AI behavior, API keys, campus network access, or local RAG dependencies are unavailable.</w:t>
       </w:r>
     </w:p>
     <w:p>
